--- a/pr-preview/pr-314/index.docx
+++ b/pr-preview/pr-314/index.docx
@@ -15,10 +15,10 @@
         <w:pStyle w:val="Date"/>
       </w:pPr>
       <w:r>
-        <w:t xml:space="preserve">Last modified: 2026-10-15 13:35:37 (PDT)</w:t>
-      </w:r>
-    </w:p>
-    <w:bookmarkStart w:id="23" w:name="welcome"/>
+        <w:t xml:space="preserve">Last modified: 2026-10-15 17:50:35 (PDT)</w:t>
+      </w:r>
+    </w:p>
+    <w:bookmarkStart w:id="24" w:name="welcome"/>
     <w:p>
       <w:pPr>
         <w:pStyle w:val="Heading2"/>
@@ -122,7 +122,7 @@
         <w:t xml:space="preserve"> </w:t>
       </w:r>
       <w:r>
-        <w:t xml:space="preserve">common symbols, natural numbers,</w:t>
+        <w:t xml:space="preserve">common symbols</w:t>
       </w:r>
       <w:r>
         <w:t xml:space="preserve"> </w:t>
@@ -144,7 +144,7 @@
           <w:rPr>
             <w:rStyle w:val="Hyperlink"/>
           </w:rPr>
-          <w:t xml:space="preserve">Sets and Functions</w:t>
+          <w:t xml:space="preserve">Number Systems</w:t>
         </w:r>
       </w:hyperlink>
       <w:r>
@@ -154,25 +154,13 @@
         <w:t xml:space="preserve"> </w:t>
       </w:r>
       <w:r>
-        <w:t xml:space="preserve">sets, subsets and supersets, the empty set,</w:t>
-      </w:r>
-      <w:r>
-        <w:t xml:space="preserve"> </w:t>
-      </w:r>
-      <w:r>
-        <w:t xml:space="preserve">unions, intersections, and set differences, countable sets,</w:t>
-      </w:r>
-      <w:r>
-        <w:t xml:space="preserve"> </w:t>
-      </w:r>
-      <w:r>
-        <w:t xml:space="preserve">functions with their domains, codomains, and images,</w:t>
-      </w:r>
-      <w:r>
-        <w:t xml:space="preserve"> </w:t>
-      </w:r>
-      <w:r>
-        <w:t xml:space="preserve">and the extended non-negative real numbers</w:t>
+        <w:t xml:space="preserve">the integers, natural numbers, even and odd numbers,</w:t>
+      </w:r>
+      <w:r>
+        <w:t xml:space="preserve"> </w:t>
+      </w:r>
+      <w:r>
+        <w:t xml:space="preserve">and the rational, real, and irrational numbers</w:t>
       </w:r>
     </w:p>
     <w:p>
@@ -188,7 +176,7 @@
           <w:rPr>
             <w:rStyle w:val="Hyperlink"/>
           </w:rPr>
-          <w:t xml:space="preserve">Algebra</w:t>
+          <w:t xml:space="preserve">Sets and Functions</w:t>
         </w:r>
       </w:hyperlink>
       <w:r>
@@ -198,27 +186,25 @@
         <w:t xml:space="preserve"> </w:t>
       </w:r>
       <w:r>
-        <w:t xml:space="preserve">equalities and</w:t>
-      </w:r>
-      <w:r>
-        <w:t xml:space="preserve"> </w:t>
-      </w:r>
-      <w:hyperlink r:id="rId12">
-        <w:r>
-          <w:rPr>
-            <w:rStyle w:val="Hyperlink"/>
-          </w:rPr>
-          <w:t xml:space="preserve">inequalities</w:t>
-        </w:r>
-      </w:hyperlink>
-      <w:r>
-        <w:t xml:space="preserve">, infimum and supremum,</w:t>
-      </w:r>
-      <w:r>
-        <w:t xml:space="preserve"> </w:t>
-      </w:r>
-      <w:r>
-        <w:t xml:space="preserve">percent, sums, products, quotients, exponentials and logarithms</w:t>
+        <w:t xml:space="preserve">sets, subsets and supersets, the empty set,</w:t>
+      </w:r>
+      <w:r>
+        <w:t xml:space="preserve"> </w:t>
+      </w:r>
+      <w:r>
+        <w:t xml:space="preserve">unions, intersections, and set differences, countable sets,</w:t>
+      </w:r>
+      <w:r>
+        <w:t xml:space="preserve"> </w:t>
+      </w:r>
+      <w:r>
+        <w:t xml:space="preserve">functions with their domains, codomains, and images,</w:t>
+      </w:r>
+      <w:r>
+        <w:t xml:space="preserve"> </w:t>
+      </w:r>
+      <w:r>
+        <w:t xml:space="preserve">and the extended non-negative real numbers</w:t>
       </w:r>
     </w:p>
     <w:p>
@@ -229,7 +215,53 @@
           <w:numId w:val="1001"/>
         </w:numPr>
       </w:pPr>
+      <w:hyperlink r:id="rId12">
+        <w:r>
+          <w:rPr>
+            <w:rStyle w:val="Hyperlink"/>
+          </w:rPr>
+          <w:t xml:space="preserve">Algebra</w:t>
+        </w:r>
+      </w:hyperlink>
+      <w:r>
+        <w:t xml:space="preserve">:</w:t>
+      </w:r>
+      <w:r>
+        <w:t xml:space="preserve"> </w:t>
+      </w:r>
+      <w:r>
+        <w:t xml:space="preserve">equalities and</w:t>
+      </w:r>
+      <w:r>
+        <w:t xml:space="preserve"> </w:t>
+      </w:r>
       <w:hyperlink r:id="rId13">
+        <w:r>
+          <w:rPr>
+            <w:rStyle w:val="Hyperlink"/>
+          </w:rPr>
+          <w:t xml:space="preserve">inequalities</w:t>
+        </w:r>
+      </w:hyperlink>
+      <w:r>
+        <w:t xml:space="preserve">, infimum and supremum,</w:t>
+      </w:r>
+      <w:r>
+        <w:t xml:space="preserve"> </w:t>
+      </w:r>
+      <w:r>
+        <w:t xml:space="preserve">percent, sums, products, quotients, exponentials and logarithms</w:t>
+      </w:r>
+    </w:p>
+    <w:p>
+      <w:pPr>
+        <w:pStyle w:val="Compact"/>
+        <w:numPr>
+          <w:ilvl w:val="0"/>
+          <w:numId w:val="1001"/>
+        </w:numPr>
+      </w:pPr>
+      <w:hyperlink r:id="rId14">
         <w:r>
           <w:rPr>
             <w:rStyle w:val="Hyperlink"/>
@@ -266,7 +298,7 @@
           <w:numId w:val="1001"/>
         </w:numPr>
       </w:pPr>
-      <w:hyperlink r:id="rId14">
+      <w:hyperlink r:id="rId15">
         <w:r>
           <w:rPr>
             <w:rStyle w:val="Hyperlink"/>
@@ -292,7 +324,7 @@
       <w:r>
         <w:t xml:space="preserve"> </w:t>
       </w:r>
-      <w:hyperlink r:id="rId15">
+      <w:hyperlink r:id="rId16">
         <w:r>
           <w:rPr>
             <w:rStyle w:val="Hyperlink"/>
@@ -306,7 +338,7 @@
       <w:r>
         <w:t xml:space="preserve"> </w:t>
       </w:r>
-      <w:hyperlink r:id="rId16">
+      <w:hyperlink r:id="rId17">
         <w:r>
           <w:rPr>
             <w:rStyle w:val="Hyperlink"/>
@@ -326,7 +358,7 @@
       <w:r>
         <w:t xml:space="preserve"> </w:t>
       </w:r>
-      <w:hyperlink r:id="rId17">
+      <w:hyperlink r:id="rId18">
         <w:r>
           <w:rPr>
             <w:rStyle w:val="Hyperlink"/>
@@ -355,7 +387,7 @@
           <w:numId w:val="1001"/>
         </w:numPr>
       </w:pPr>
-      <w:hyperlink r:id="rId18">
+      <w:hyperlink r:id="rId19">
         <w:r>
           <w:rPr>
             <w:rStyle w:val="Hyperlink"/>
@@ -393,7 +425,7 @@
           <w:numId w:val="1001"/>
         </w:numPr>
       </w:pPr>
-      <w:hyperlink r:id="rId19">
+      <w:hyperlink r:id="rId20">
         <w:r>
           <w:rPr>
             <w:rStyle w:val="Hyperlink"/>
@@ -425,7 +457,7 @@
           <w:numId w:val="1001"/>
         </w:numPr>
       </w:pPr>
-      <w:hyperlink r:id="rId20">
+      <w:hyperlink r:id="rId21">
         <w:r>
           <w:rPr>
             <w:rStyle w:val="Hyperlink"/>
@@ -457,7 +489,7 @@
           <w:numId w:val="1001"/>
         </w:numPr>
       </w:pPr>
-      <w:hyperlink r:id="rId21">
+      <w:hyperlink r:id="rId22">
         <w:r>
           <w:rPr>
             <w:rStyle w:val="Hyperlink"/>
@@ -477,7 +509,7 @@
       <w:r>
         <w:t xml:space="preserve"> </w:t>
       </w:r>
-      <w:hyperlink r:id="rId22">
+      <w:hyperlink r:id="rId23">
         <w:r>
           <w:rPr>
             <w:rStyle w:val="Hyperlink"/>
@@ -486,8 +518,8 @@
         </w:r>
       </w:hyperlink>
     </w:p>
-    <w:bookmarkEnd w:id="23"/>
-    <w:bookmarkStart w:id="33" w:name="further-reading"/>
+    <w:bookmarkEnd w:id="24"/>
+    <w:bookmarkStart w:id="34" w:name="further-reading"/>
     <w:p>
       <w:pPr>
         <w:pStyle w:val="Heading2"/>
@@ -511,7 +543,7 @@
           <w:numId w:val="1002"/>
         </w:numPr>
       </w:pPr>
-      <w:hyperlink r:id="rId24">
+      <w:hyperlink r:id="rId25">
         <w:r>
           <w:rPr>
             <w:rStyle w:val="Hyperlink"/>
@@ -587,7 +619,7 @@
           <w:numId w:val="1002"/>
         </w:numPr>
       </w:pPr>
-      <w:hyperlink r:id="rId25">
+      <w:hyperlink r:id="rId26">
         <w:r>
           <w:rPr>
             <w:rStyle w:val="Hyperlink"/>
@@ -616,7 +648,7 @@
       <w:r>
         <w:t xml:space="preserve"> </w:t>
       </w:r>
-      <w:hyperlink r:id="rId26">
+      <w:hyperlink r:id="rId27">
         <w:r>
           <w:rPr>
             <w:rStyle w:val="Hyperlink"/>
@@ -642,7 +674,7 @@
       <w:r>
         <w:t xml:space="preserve"> </w:t>
       </w:r>
-      <w:hyperlink r:id="rId27">
+      <w:hyperlink r:id="rId28">
         <w:r>
           <w:rPr>
             <w:rStyle w:val="Hyperlink"/>
@@ -677,7 +709,7 @@
       <w:r>
         <w:t xml:space="preserve"> </w:t>
       </w:r>
-      <w:hyperlink r:id="rId18">
+      <w:hyperlink r:id="rId19">
         <w:r>
           <w:rPr>
             <w:rStyle w:val="Hyperlink"/>
@@ -694,7 +726,7 @@
       <w:r>
         <w:t xml:space="preserve"> </w:t>
       </w:r>
-      <w:hyperlink r:id="rId19">
+      <w:hyperlink r:id="rId20">
         <w:r>
           <w:rPr>
             <w:rStyle w:val="Hyperlink"/>
@@ -716,7 +748,7 @@
           <w:numId w:val="1002"/>
         </w:numPr>
       </w:pPr>
-      <w:hyperlink r:id="rId28">
+      <w:hyperlink r:id="rId29">
         <w:r>
           <w:rPr>
             <w:rStyle w:val="Hyperlink"/>
@@ -751,7 +783,7 @@
       <w:r>
         <w:t xml:space="preserve"> </w:t>
       </w:r>
-      <w:hyperlink r:id="rId14">
+      <w:hyperlink r:id="rId15">
         <w:r>
           <w:rPr>
             <w:rStyle w:val="Hyperlink"/>
@@ -768,7 +800,7 @@
       <w:r>
         <w:t xml:space="preserve"> </w:t>
       </w:r>
-      <w:hyperlink r:id="rId19">
+      <w:hyperlink r:id="rId20">
         <w:r>
           <w:rPr>
             <w:rStyle w:val="Hyperlink"/>
@@ -796,7 +828,7 @@
           <w:numId w:val="1002"/>
         </w:numPr>
       </w:pPr>
-      <w:hyperlink r:id="rId29">
+      <w:hyperlink r:id="rId30">
         <w:r>
           <w:rPr>
             <w:rStyle w:val="Hyperlink"/>
@@ -825,7 +857,7 @@
           <w:numId w:val="1003"/>
         </w:numPr>
       </w:pPr>
-      <w:hyperlink r:id="rId30">
+      <w:hyperlink r:id="rId31">
         <w:r>
           <w:rPr>
             <w:rStyle w:val="Hyperlink"/>
@@ -842,7 +874,7 @@
       <w:r>
         <w:t xml:space="preserve"> </w:t>
       </w:r>
-      <w:hyperlink r:id="rId18">
+      <w:hyperlink r:id="rId19">
         <w:r>
           <w:rPr>
             <w:rStyle w:val="Hyperlink"/>
@@ -865,7 +897,7 @@
           <w:numId w:val="1003"/>
         </w:numPr>
       </w:pPr>
-      <w:hyperlink r:id="rId31">
+      <w:hyperlink r:id="rId32">
         <w:r>
           <w:rPr>
             <w:rStyle w:val="Hyperlink"/>
@@ -882,7 +914,7 @@
       <w:r>
         <w:t xml:space="preserve"> </w:t>
       </w:r>
-      <w:hyperlink r:id="rId14">
+      <w:hyperlink r:id="rId15">
         <w:r>
           <w:rPr>
             <w:rStyle w:val="Hyperlink"/>
@@ -905,7 +937,7 @@
           <w:numId w:val="1003"/>
         </w:numPr>
       </w:pPr>
-      <w:hyperlink r:id="rId32">
+      <w:hyperlink r:id="rId33">
         <w:r>
           <w:rPr>
             <w:rStyle w:val="Hyperlink"/>
@@ -922,7 +954,7 @@
       <w:r>
         <w:t xml:space="preserve"> </w:t>
       </w:r>
-      <w:hyperlink r:id="rId19">
+      <w:hyperlink r:id="rId20">
         <w:r>
           <w:rPr>
             <w:rStyle w:val="Hyperlink"/>
@@ -939,7 +971,7 @@
       <w:r>
         <w:t xml:space="preserve"> </w:t>
       </w:r>
-      <w:hyperlink r:id="rId20">
+      <w:hyperlink r:id="rId21">
         <w:r>
           <w:rPr>
             <w:rStyle w:val="Hyperlink"/>
@@ -954,8 +986,8 @@
         <w:t xml:space="preserve">pages.</w:t>
       </w:r>
     </w:p>
-    <w:bookmarkEnd w:id="33"/>
-    <w:bookmarkStart w:id="34" w:name="using-these-notes-in-another-site"/>
+    <w:bookmarkEnd w:id="34"/>
+    <w:bookmarkStart w:id="35" w:name="using-these-notes-in-another-site"/>
     <w:p>
       <w:pPr>
         <w:pStyle w:val="Heading2"/>
@@ -1149,6 +1181,38 @@
                 <w:rPr>
                   <w:rStyle w:val="Hyperlink"/>
                 </w:rPr>
+                <w:t xml:space="preserve">Number Systems</w:t>
+              </w:r>
+            </w:hyperlink>
+          </w:p>
+        </w:tc>
+        <w:tc>
+          <w:tcPr/>
+          <w:p>
+            <w:pPr>
+              <w:pStyle w:val="Compact"/>
+            </w:pPr>
+            <w:r>
+              <w:rPr>
+                <w:rStyle w:val="VerbatimChar"/>
+              </w:rPr>
+              <w:t xml:space="preserve">mds/_number-systems.qmd</w:t>
+            </w:r>
+          </w:p>
+        </w:tc>
+      </w:tr>
+      <w:tr>
+        <w:tc>
+          <w:tcPr/>
+          <w:p>
+            <w:pPr>
+              <w:pStyle w:val="Compact"/>
+            </w:pPr>
+            <w:hyperlink r:id="rId11">
+              <w:r>
+                <w:rPr>
+                  <w:rStyle w:val="Hyperlink"/>
+                </w:rPr>
                 <w:t xml:space="preserve">Sets and Functions</w:t>
               </w:r>
             </w:hyperlink>
@@ -1176,7 +1240,7 @@
             <w:pPr>
               <w:pStyle w:val="Compact"/>
             </w:pPr>
-            <w:hyperlink r:id="rId11">
+            <w:hyperlink r:id="rId12">
               <w:r>
                 <w:rPr>
                   <w:rStyle w:val="Hyperlink"/>
@@ -1208,7 +1272,7 @@
             <w:pPr>
               <w:pStyle w:val="Compact"/>
             </w:pPr>
-            <w:hyperlink r:id="rId13">
+            <w:hyperlink r:id="rId14">
               <w:r>
                 <w:rPr>
                   <w:rStyle w:val="Hyperlink"/>
@@ -1240,7 +1304,7 @@
             <w:pPr>
               <w:pStyle w:val="Compact"/>
             </w:pPr>
-            <w:hyperlink r:id="rId14">
+            <w:hyperlink r:id="rId15">
               <w:r>
                 <w:rPr>
                   <w:rStyle w:val="Hyperlink"/>
@@ -1296,7 +1360,7 @@
             <w:pPr>
               <w:pStyle w:val="Compact"/>
             </w:pPr>
-            <w:hyperlink r:id="rId18">
+            <w:hyperlink r:id="rId19">
               <w:r>
                 <w:rPr>
                   <w:rStyle w:val="Hyperlink"/>
@@ -1328,7 +1392,7 @@
             <w:pPr>
               <w:pStyle w:val="Compact"/>
             </w:pPr>
-            <w:hyperlink r:id="rId19">
+            <w:hyperlink r:id="rId20">
               <w:r>
                 <w:rPr>
                   <w:rStyle w:val="Hyperlink"/>
@@ -1360,7 +1424,7 @@
             <w:pPr>
               <w:pStyle w:val="Compact"/>
             </w:pPr>
-            <w:hyperlink r:id="rId20">
+            <w:hyperlink r:id="rId21">
               <w:r>
                 <w:rPr>
                   <w:rStyle w:val="Hyperlink"/>
@@ -1392,7 +1456,7 @@
             <w:pPr>
               <w:pStyle w:val="Compact"/>
             </w:pPr>
-            <w:hyperlink r:id="rId21">
+            <w:hyperlink r:id="rId22">
               <w:r>
                 <w:rPr>
                   <w:rStyle w:val="Hyperlink"/>
@@ -1438,6 +1502,18 @@
         <w:rPr>
           <w:rStyle w:val="VerbatimChar"/>
         </w:rPr>
+        <w:t xml:space="preserve">_number-systems.qmd</w:t>
+      </w:r>
+      <w:r>
+        <w:t xml:space="preserve">,</w:t>
+      </w:r>
+      <w:r>
+        <w:t xml:space="preserve"> </w:t>
+      </w:r>
+      <w:r>
+        <w:rPr>
+          <w:rStyle w:val="VerbatimChar"/>
+        </w:rPr>
         <w:t xml:space="preserve">_sets-functions.qmd</w:t>
       </w:r>
       <w:r>
@@ -1578,8 +1654,8 @@
         <w:t xml:space="preserve">.</w:t>
       </w:r>
     </w:p>
-    <w:bookmarkEnd w:id="34"/>
-    <w:bookmarkStart w:id="38" w:name="references"/>
+    <w:bookmarkEnd w:id="35"/>
+    <w:bookmarkStart w:id="39" w:name="references"/>
     <w:p>
       <w:pPr>
         <w:pStyle w:val="Heading2"/>
@@ -1588,8 +1664,8 @@
         <w:t xml:space="preserve">References</w:t>
       </w:r>
     </w:p>
-    <w:bookmarkStart w:id="37" w:name="refs"/>
-    <w:bookmarkStart w:id="36" w:name="ref-cheng2025math"/>
+    <w:bookmarkStart w:id="38" w:name="refs"/>
+    <w:bookmarkStart w:id="37" w:name="ref-cheng2025math"/>
     <w:p>
       <w:pPr>
         <w:pStyle w:val="Bibliography"/>
@@ -1631,7 +1707,7 @@
       <w:r>
         <w:t xml:space="preserve"> </w:t>
       </w:r>
-      <w:hyperlink r:id="rId35">
+      <w:hyperlink r:id="rId36">
         <w:r>
           <w:rPr>
             <w:rStyle w:val="Hyperlink"/>
@@ -1643,9 +1719,9 @@
         <w:t xml:space="preserve">.</w:t>
       </w:r>
     </w:p>
-    <w:bookmarkEnd w:id="36"/>
     <w:bookmarkEnd w:id="37"/>
     <w:bookmarkEnd w:id="38"/>
+    <w:bookmarkEnd w:id="39"/>
     <w:sectPr>
       <w:footnotePr>
         <w:numRestart w:val="eachSect"/>
